--- a/static/downloads/contract_B2.docx
+++ b/static/downloads/contract_B2.docx
@@ -129,7 +129,7 @@
           <w:b/>
           <w:sz w:val="22"/>
         </w:rPr>
-        <w:t>제3조 (시공행위 배제 ★건산법 방어 핵심조항)</w:t>
+        <w:t>제3조 (시공행위 배제)</w:t>
       </w:r>
     </w:p>
     <w:p>
@@ -444,14 +444,11 @@
               <w:t>[임차인 / 甲]</w:t>
               <w:br/>
               <w:br/>
+              <w:t>상   호 : OOO건설 주식회사</w:t>
               <w:br/>
-              <w:t xml:space="preserve">                            상   호 : OOO건설 주식회사</w:t>
+              <w:t>현장소장 : 대 리 인    박 소 장    (서명)</w:t>
               <w:br/>
-              <w:br/>
-              <w:t xml:space="preserve">                            현장소장 : 대 리 인    박 소 장    (서명)</w:t>
-              <w:br/>
-              <w:br/>
-              <w:t xml:space="preserve">                            연락처 : 02-1234-5678</w:t>
+              <w:t>연락처 : 02-1234-5678</w:t>
             </w:r>
           </w:p>
         </w:tc>
@@ -470,14 +467,11 @@
               <w:t>[임대인 / 乙]</w:t>
               <w:br/>
               <w:br/>
+              <w:t>상   호 : OOO가설 주식회사</w:t>
               <w:br/>
-              <w:t xml:space="preserve">                            상   호 : OOO가설 주식회사</w:t>
+              <w:t>대표자 :    정 가 설    (서명)</w:t>
               <w:br/>
-              <w:br/>
-              <w:t xml:space="preserve">                            대표자 :    정 가 설    (서명)</w:t>
-              <w:br/>
-              <w:br/>
-              <w:t xml:space="preserve">                            연락처 : 032-555-6666</w:t>
+              <w:t>연락처 : 032-555-6666</w:t>
             </w:r>
           </w:p>
         </w:tc>
@@ -525,20 +519,7 @@
           <w:b w:val="0"/>
           <w:sz w:val="20"/>
         </w:rPr>
-        <w:t>매뉴얼 지침:</w:t>
-      </w:r>
-    </w:p>
-    <w:p>
-      <w:pPr>
-        <w:spacing w:after="40" w:line="320" w:lineRule="exact"/>
-      </w:pPr>
-      <w:r>
-        <w:rPr>
-          <w:rFonts w:ascii="나눔고딕" w:hAnsi="나눔고딕" w:eastAsia="나눔고딕"/>
-          <w:b w:val="0"/>
-          <w:sz w:val="20"/>
-        </w:rPr>
-        <w:t>가설재 업체가 조립·해체 인력까지 투입하면 비계구조물해체공사업 면허가 필요한 건설 하도급이 됩니다. 반드시 가설재는 "빌려서 운반·하차만 받고, 설치는 직영 인력이 직접" 하는 구조를 유지하십시오.</w:t>
+        <w:t>매뉴얼 지침: 가설재 업체가 조립·해체 인력까지 투입하면 비계구조물해체공사업 면허가 필요한 건설 하도급이 됩니다. 반드시 가설재는 "빌려서 운반·하차만 받고, 설치는 직영 인력이 직접" 하는 구조를 유지하십시오.</w:t>
       </w:r>
     </w:p>
     <w:p>

--- a/static/downloads/contract_B2.docx
+++ b/static/downloads/contract_B2.docx
@@ -32,6 +32,11 @@
       <w:pPr>
         <w:spacing w:after="40" w:line="320" w:lineRule="exact"/>
       </w:pPr>
+    </w:p>
+    <w:p>
+      <w:pPr>
+        <w:spacing w:after="40" w:line="320" w:lineRule="exact"/>
+      </w:pPr>
       <w:r>
         <w:rPr>
           <w:rFonts w:ascii="나눔고딕" w:hAnsi="나눔고딕" w:eastAsia="나눔고딕"/>
@@ -40,6 +45,11 @@
         </w:rPr>
         <w:t>OOO건설(주) (이하 "임차인"이라 한다)와 OOO가설(주) (이하 "임대인"이라 한다)는 가설장비 임대에 관하여 다음과 같이 계약한다.</w:t>
       </w:r>
+    </w:p>
+    <w:p>
+      <w:pPr>
+        <w:spacing w:after="40" w:line="320" w:lineRule="exact"/>
+      </w:pPr>
     </w:p>
     <w:p>
       <w:pPr>
@@ -66,6 +76,11 @@
         </w:rPr>
         <w:t>본 계약은 "임차인"이 시공 중인 [OO신축공사] 현장의 철골 공사에 필요한 비계(Scaffold), 서포트(Support), 안전난간 등 가설장비를 "임대인"으로부터 일정 기간 임대·사용하는 조건을 규정함을 목적으로 한다.</w:t>
       </w:r>
+    </w:p>
+    <w:p>
+      <w:pPr>
+        <w:spacing w:after="40" w:line="320" w:lineRule="exact"/>
+      </w:pPr>
     </w:p>
     <w:p>
       <w:pPr>
@@ -123,6 +138,11 @@
       <w:pPr>
         <w:spacing w:after="40" w:line="320" w:lineRule="exact"/>
       </w:pPr>
+    </w:p>
+    <w:p>
+      <w:pPr>
+        <w:spacing w:after="40" w:line="320" w:lineRule="exact"/>
+      </w:pPr>
       <w:r>
         <w:rPr>
           <w:rFonts w:ascii="나눔고딕" w:hAnsi="나눔고딕" w:eastAsia="나눔고딕"/>
@@ -170,6 +190,11 @@
         </w:rPr>
         <w:t>③ 본 계약은 민법상 임대차계약이며, 건설산업기본법에 의한 건설공사 하도급계약이 아님을 쌍방이 확인한다.</w:t>
       </w:r>
+    </w:p>
+    <w:p>
+      <w:pPr>
+        <w:spacing w:after="40" w:line="320" w:lineRule="exact"/>
+      </w:pPr>
     </w:p>
     <w:p>
       <w:pPr>
@@ -227,6 +252,11 @@
       <w:pPr>
         <w:spacing w:after="40" w:line="320" w:lineRule="exact"/>
       </w:pPr>
+    </w:p>
+    <w:p>
+      <w:pPr>
+        <w:spacing w:after="40" w:line="320" w:lineRule="exact"/>
+      </w:pPr>
       <w:r>
         <w:rPr>
           <w:rFonts w:ascii="나눔고딕" w:hAnsi="나눔고딕" w:eastAsia="나눔고딕"/>
@@ -279,6 +309,11 @@
       <w:pPr>
         <w:spacing w:after="40" w:line="320" w:lineRule="exact"/>
       </w:pPr>
+    </w:p>
+    <w:p>
+      <w:pPr>
+        <w:spacing w:after="40" w:line="320" w:lineRule="exact"/>
+      </w:pPr>
       <w:r>
         <w:rPr>
           <w:rFonts w:ascii="나눔고딕" w:hAnsi="나눔고딕" w:eastAsia="나눔고딕"/>
@@ -313,6 +348,11 @@
         </w:rPr>
         <w:t>② 노후, 변형, 부식이 현저한 가설재가 발견된 경우, "임차인"은 즉시 교환을 요구할 수 있으며, "임대인"은 지체 없이 대체품을 공급한다.</w:t>
       </w:r>
+    </w:p>
+    <w:p>
+      <w:pPr>
+        <w:spacing w:after="40" w:line="320" w:lineRule="exact"/>
+      </w:pPr>
     </w:p>
     <w:p>
       <w:pPr>
@@ -357,6 +397,11 @@
       <w:pPr>
         <w:spacing w:after="40" w:line="320" w:lineRule="exact"/>
       </w:pPr>
+    </w:p>
+    <w:p>
+      <w:pPr>
+        <w:spacing w:after="40" w:line="320" w:lineRule="exact"/>
+      </w:pPr>
       <w:r>
         <w:rPr>
           <w:rFonts w:ascii="나눔고딕" w:hAnsi="나눔고딕" w:eastAsia="나눔고딕"/>
@@ -383,6 +428,11 @@
       <w:pPr>
         <w:spacing w:after="40" w:line="320" w:lineRule="exact"/>
       </w:pPr>
+    </w:p>
+    <w:p>
+      <w:pPr>
+        <w:spacing w:after="40" w:line="320" w:lineRule="exact"/>
+      </w:pPr>
       <w:r>
         <w:rPr>
           <w:rFonts w:ascii="나눔고딕" w:hAnsi="나눔고딕" w:eastAsia="나눔고딕"/>
@@ -404,6 +454,11 @@
         </w:rPr>
         <w:t>본 계약의 성립을 증명하기 위하여 본서 2부를 작성하고, 쌍방이 서명 또는 기명날인한 후 각 1부씩 보관한다.</w:t>
       </w:r>
+    </w:p>
+    <w:p>
+      <w:pPr>
+        <w:spacing w:after="40" w:line="320" w:lineRule="exact"/>
+      </w:pPr>
     </w:p>
     <w:p>
       <w:pPr>
@@ -521,6 +576,11 @@
         </w:rPr>
         <w:t>매뉴얼 지침: 가설재 업체가 조립·해체 인력까지 투입하면 비계구조물해체공사업 면허가 필요한 건설 하도급이 됩니다. 반드시 가설재는 "빌려서 운반·하차만 받고, 설치는 직영 인력이 직접" 하는 구조를 유지하십시오.</w:t>
       </w:r>
+    </w:p>
+    <w:p>
+      <w:pPr>
+        <w:spacing w:after="40" w:line="320" w:lineRule="exact"/>
+      </w:pPr>
     </w:p>
     <w:p>
       <w:pPr>

--- a/static/downloads/contract_B2.docx
+++ b/static/downloads/contract_B2.docx
@@ -534,19 +534,6 @@
     </w:tbl>
     <w:p/>
     <w:p>
-      <w:pPr>
-        <w:spacing w:after="40" w:line="320" w:lineRule="exact"/>
-      </w:pPr>
-      <w:r>
-        <w:rPr>
-          <w:rFonts w:ascii="나눔고딕" w:hAnsi="나눔고딕" w:eastAsia="나눔고딕"/>
-          <w:b w:val="0"/>
-          <w:sz w:val="20"/>
-        </w:rPr>
-        <w:t>💡</w:t>
-      </w:r>
-    </w:p>
-    <w:p>
       <w:r>
         <w:br w:type="page"/>
       </w:r>

--- a/static/downloads/contract_B2.docx
+++ b/static/downloads/contract_B2.docx
@@ -43,14 +43,216 @@
           <w:b w:val="0"/>
           <w:sz w:val="20"/>
         </w:rPr>
-        <w:t>OOO건설(주) (이하 "임차인"이라 한다)와 OOO가설(주) (이하 "임대인"이라 한다)는 가설장비 임대에 관하여 다음과 같이 계약한다.</w:t>
+        <w:t>임차인(이하 "甲") O O O O (주)와 임대인(이하 "乙") O O O O (주)는 가설장비 임대에 관하여 다음과 같이 계약한다.</w:t>
       </w:r>
     </w:p>
-    <w:p>
-      <w:pPr>
-        <w:spacing w:after="40" w:line="320" w:lineRule="exact"/>
-      </w:pPr>
-    </w:p>
+    <w:tbl>
+      <w:tblPr>
+        <w:tblStyle w:val="TableGrid"/>
+        <w:tblW w:type="auto" w:w="0"/>
+        <w:tblLook w:firstColumn="1" w:firstRow="1" w:lastColumn="0" w:lastRow="0" w:noHBand="0" w:noVBand="1" w:val="04A0"/>
+      </w:tblPr>
+      <w:tblGrid>
+        <w:gridCol w:w="4320"/>
+        <w:gridCol w:w="4320"/>
+      </w:tblGrid>
+      <w:tr>
+        <w:tc>
+          <w:tcPr>
+            <w:tcW w:type="dxa" w:w="4320"/>
+            <w:vAlign w:val="top"/>
+          </w:tcPr>
+          <w:p>
+            <w:pPr>
+              <w:jc w:val="center"/>
+            </w:pPr>
+            <w:r/>
+            <w:r>
+              <w:rPr>
+                <w:rFonts w:ascii="나눔고딕" w:hAnsi="나눔고딕" w:eastAsia="나눔고딕"/>
+                <w:b/>
+                <w:sz w:val="18"/>
+              </w:rPr>
+              <w:t>1. 납 품 현 장 명</w:t>
+            </w:r>
+          </w:p>
+        </w:tc>
+        <w:tc>
+          <w:tcPr>
+            <w:tcW w:type="dxa" w:w="4320"/>
+            <w:vAlign w:val="top"/>
+          </w:tcPr>
+          <w:p>
+            <w:r/>
+            <w:r>
+              <w:rPr>
+                <w:rFonts w:ascii="나눔고딕" w:hAnsi="나눔고딕" w:eastAsia="나눔고딕"/>
+                <w:b w:val="0"/>
+                <w:sz w:val="18"/>
+              </w:rPr>
+              <w:t>[ OO신축공사 현장 ]</w:t>
+            </w:r>
+          </w:p>
+        </w:tc>
+      </w:tr>
+      <w:tr>
+        <w:tc>
+          <w:tcPr>
+            <w:tcW w:type="dxa" w:w="4320"/>
+            <w:vAlign w:val="top"/>
+          </w:tcPr>
+          <w:p>
+            <w:pPr>
+              <w:jc w:val="center"/>
+            </w:pPr>
+            <w:r/>
+            <w:r>
+              <w:rPr>
+                <w:rFonts w:ascii="나눔고딕" w:hAnsi="나눔고딕" w:eastAsia="나눔고딕"/>
+                <w:b/>
+                <w:sz w:val="18"/>
+              </w:rPr>
+              <w:t>2. 임대품목 및 수량</w:t>
+            </w:r>
+          </w:p>
+        </w:tc>
+        <w:tc>
+          <w:tcPr>
+            <w:tcW w:type="dxa" w:w="4320"/>
+            <w:vAlign w:val="top"/>
+          </w:tcPr>
+          <w:p>
+            <w:r/>
+            <w:r>
+              <w:rPr>
+                <w:rFonts w:ascii="나눔고딕" w:hAnsi="나눔고딕" w:eastAsia="나눔고딕"/>
+                <w:b w:val="0"/>
+                <w:sz w:val="18"/>
+              </w:rPr>
+              <w:t>시스템 비계, 서포트 등 (상세 내역 별첨 참고)</w:t>
+            </w:r>
+          </w:p>
+        </w:tc>
+      </w:tr>
+      <w:tr>
+        <w:tc>
+          <w:tcPr>
+            <w:tcW w:type="dxa" w:w="4320"/>
+            <w:vAlign w:val="top"/>
+          </w:tcPr>
+          <w:p>
+            <w:pPr>
+              <w:jc w:val="center"/>
+            </w:pPr>
+            <w:r/>
+            <w:r>
+              <w:rPr>
+                <w:rFonts w:ascii="나눔고딕" w:hAnsi="나눔고딕" w:eastAsia="나눔고딕"/>
+                <w:b/>
+                <w:sz w:val="18"/>
+              </w:rPr>
+              <w:t>3. 임 대 기 간</w:t>
+            </w:r>
+          </w:p>
+        </w:tc>
+        <w:tc>
+          <w:tcPr>
+            <w:tcW w:type="dxa" w:w="4320"/>
+            <w:vAlign w:val="top"/>
+          </w:tcPr>
+          <w:p>
+            <w:r/>
+            <w:r>
+              <w:rPr>
+                <w:rFonts w:ascii="나눔고딕" w:hAnsi="나눔고딕" w:eastAsia="나눔고딕"/>
+                <w:b w:val="0"/>
+                <w:sz w:val="18"/>
+              </w:rPr>
+              <w:t>202X년 X월 X일 ~ 202X년 X월 X일 (종료 전 사전 협의)</w:t>
+            </w:r>
+          </w:p>
+        </w:tc>
+      </w:tr>
+      <w:tr>
+        <w:tc>
+          <w:tcPr>
+            <w:tcW w:type="dxa" w:w="4320"/>
+            <w:vAlign w:val="top"/>
+          </w:tcPr>
+          <w:p>
+            <w:pPr>
+              <w:jc w:val="center"/>
+            </w:pPr>
+            <w:r/>
+            <w:r>
+              <w:rPr>
+                <w:rFonts w:ascii="나눔고딕" w:hAnsi="나눔고딕" w:eastAsia="나눔고딕"/>
+                <w:b/>
+                <w:sz w:val="18"/>
+              </w:rPr>
+              <w:t>4. 임대료(월)</w:t>
+            </w:r>
+          </w:p>
+        </w:tc>
+        <w:tc>
+          <w:tcPr>
+            <w:tcW w:type="dxa" w:w="4320"/>
+            <w:vAlign w:val="top"/>
+          </w:tcPr>
+          <w:p>
+            <w:r/>
+            <w:r>
+              <w:rPr>
+                <w:rFonts w:ascii="나눔고딕" w:hAnsi="나눔고딕" w:eastAsia="나눔고딕"/>
+                <w:b w:val="0"/>
+                <w:sz w:val="18"/>
+              </w:rPr>
+              <w:t>월 금 O O O O O원정 (공급가액: ₩O,OOO,OOO / 단가 적용)</w:t>
+            </w:r>
+          </w:p>
+        </w:tc>
+      </w:tr>
+      <w:tr>
+        <w:tc>
+          <w:tcPr>
+            <w:tcW w:type="dxa" w:w="4320"/>
+            <w:vAlign w:val="top"/>
+          </w:tcPr>
+          <w:p>
+            <w:pPr>
+              <w:jc w:val="center"/>
+            </w:pPr>
+            <w:r/>
+            <w:r>
+              <w:rPr>
+                <w:rFonts w:ascii="나눔고딕" w:hAnsi="나눔고딕" w:eastAsia="나눔고딕"/>
+                <w:b/>
+                <w:sz w:val="18"/>
+              </w:rPr>
+              <w:t>5. 대금지불방법</w:t>
+            </w:r>
+          </w:p>
+        </w:tc>
+        <w:tc>
+          <w:tcPr>
+            <w:tcW w:type="dxa" w:w="4320"/>
+            <w:vAlign w:val="top"/>
+          </w:tcPr>
+          <w:p>
+            <w:r/>
+            <w:r>
+              <w:rPr>
+                <w:rFonts w:ascii="나눔고딕" w:hAnsi="나눔고딕" w:eastAsia="나눔고딕"/>
+                <w:b w:val="0"/>
+                <w:sz w:val="18"/>
+              </w:rPr>
+              <w:t>현금 (월말 마감 익월 OO일 지급) / 품목: "가설재 임대료"</w:t>
+            </w:r>
+          </w:p>
+        </w:tc>
+      </w:tr>
+    </w:tbl>
+    <w:p/>
     <w:p>
       <w:pPr>
         <w:spacing w:after="40" w:line="320" w:lineRule="exact"/>
@@ -74,7 +276,7 @@
           <w:b w:val="0"/>
           <w:sz w:val="20"/>
         </w:rPr>
-        <w:t>본 계약은 "임차인"이 시공 중인 [OO신축공사] 현장의 철골 공사에 필요한 비계(Scaffold), 서포트(Support), 안전난간 등 가설장비를 "임대인"으로부터 일정 기간 임대·사용하는 조건을 규정함을 목적으로 한다.</w:t>
+        <w:t>본 계약은 "甲"이 시공 중인 위 현장의 철골 공사에 필요한 가설장비를 "乙"로부터 일정 기간 임대·사용하는 조건을 규정함을 목적으로 한다.</w:t>
       </w:r>
     </w:p>
     <w:p>
@@ -92,7 +294,7 @@
           <w:b/>
           <w:sz w:val="22"/>
         </w:rPr>
-        <w:t>제2조 (임대 대상 및 수량)</w:t>
+        <w:t>제2조 (시공행위 완전 배제)</w:t>
       </w:r>
     </w:p>
     <w:p>
@@ -105,7 +307,7 @@
           <w:b w:val="0"/>
           <w:sz w:val="20"/>
         </w:rPr>
-        <w:t>① 품목 및 수량: 시스템 비계 OOO조, 강관 파이프 서포트 OOO본, 안전 발판 OOO매, 안전 난간대 OOO세트 등 (별첨 물량내역서 참조)</w:t>
+        <w:t>① "乙"은 가설재의 현장 내 조립, 단관 설치, 해체 등 어떠한 시공 행위에도 관여하지 않는다. "乙"의 의무는 지정 장소에 운반·하차하는 것으로 종결된다.</w:t>
       </w:r>
     </w:p>
     <w:p>
@@ -118,20 +320,7 @@
           <w:b w:val="0"/>
           <w:sz w:val="20"/>
         </w:rPr>
-        <w:t>② "임대인"은 위 가설재를 "임차인"이 지정한 건설현장까지 운반·하차하는 것으로써 인도 의무를 다한다.</w:t>
-      </w:r>
-    </w:p>
-    <w:p>
-      <w:pPr>
-        <w:spacing w:after="40" w:line="320" w:lineRule="exact"/>
-      </w:pPr>
-      <w:r>
-        <w:rPr>
-          <w:rFonts w:ascii="나눔고딕" w:hAnsi="나눔고딕" w:eastAsia="나눔고딕"/>
-          <w:b w:val="0"/>
-          <w:sz w:val="20"/>
-        </w:rPr>
-        <w:t>③ 임대기간: 202X년 X월 X일 ~ 202X년 X월 X일 (공정 사정에 따라 협의 연장 가능)</w:t>
+        <w:t>② 가설재의 조립과 해체는 전적으로 "甲"의 직영 인력 및 별도 계약된 작업팀에 의해 수행된다.</w:t>
       </w:r>
     </w:p>
     <w:p>
@@ -149,7 +338,7 @@
           <w:b/>
           <w:sz w:val="22"/>
         </w:rPr>
-        <w:t>제3조 (시공행위 배제)</w:t>
+        <w:t>제3조 (임대료 및 관리)</w:t>
       </w:r>
     </w:p>
     <w:p>
@@ -162,7 +351,7 @@
           <w:b w:val="0"/>
           <w:sz w:val="20"/>
         </w:rPr>
-        <w:t>① "임대인"은 가설재의 현장 내 조립, 설치, 해체 등 어떠한 시공 행위에도 관여하지 아니한다. "임대인"의 의무는 가설재를 지정 장소까지 운반·하차하는 것으로 종결된다.</w:t>
+        <w:t>① 임대료 산정은 실투입 수량 및 사용 일수에 의거하여 정산한다.</w:t>
       </w:r>
     </w:p>
     <w:p>
@@ -175,20 +364,7 @@
           <w:b w:val="0"/>
           <w:sz w:val="20"/>
         </w:rPr>
-        <w:t>② 가설재의 조립·설치·해체는 전적으로 "임차인"의 소속 직영 인력에 의하여 "임차인"의 비용과 책임으로 수행한다.</w:t>
-      </w:r>
-    </w:p>
-    <w:p>
-      <w:pPr>
-        <w:spacing w:after="40" w:line="320" w:lineRule="exact"/>
-      </w:pPr>
-      <w:r>
-        <w:rPr>
-          <w:rFonts w:ascii="나눔고딕" w:hAnsi="나눔고딕" w:eastAsia="나눔고딕"/>
-          <w:b w:val="0"/>
-          <w:sz w:val="20"/>
-        </w:rPr>
-        <w:t>③ 본 계약은 민법상 임대차계약이며, 건설산업기본법에 의한 건설공사 하도급계약이 아님을 쌍방이 확인한다.</w:t>
+        <w:t>② "甲"은 가설재를 선량하게 사용하며 임대 종료 시 파손이 심하거나 분실된 수량은 시가(단가표 기준)로 "乙"에게 변상한다.</w:t>
       </w:r>
     </w:p>
     <w:p>
@@ -206,7 +382,7 @@
           <w:b/>
           <w:sz w:val="22"/>
         </w:rPr>
-        <w:t>제4조 (임대료)</w:t>
+        <w:t>제4조 (안전 및 해지)</w:t>
       </w:r>
     </w:p>
     <w:p>
@@ -219,7 +395,7 @@
           <w:b w:val="0"/>
           <w:sz w:val="20"/>
         </w:rPr>
-        <w:t>① 임대료: 월 금 OOO원(부가가치세 별도) 또는 품목별 단가 × 수량 × 임대기간(월)으로 산정한다. (별첨 단가표 참조)</w:t>
+        <w:t>① "乙"은 안전인증 표시를 득한 정상적인 규격 가설재만을 납품한다. 현저한 불량품 인도 시 "甲"은 반품 및 즉각 교환을 요구할 수 있다.</w:t>
       </w:r>
     </w:p>
     <w:p>
@@ -232,196 +408,7 @@
           <w:b w:val="0"/>
           <w:sz w:val="20"/>
         </w:rPr>
-        <w:t>② 임대료에는 가설재 감가상각비 및 현장까지의 1회 왕복 운반비가 포함된다.</w:t>
-      </w:r>
-    </w:p>
-    <w:p>
-      <w:pPr>
-        <w:spacing w:after="40" w:line="320" w:lineRule="exact"/>
-      </w:pPr>
-      <w:r>
-        <w:rPr>
-          <w:rFonts w:ascii="나눔고딕" w:hAnsi="나눔고딕" w:eastAsia="나눔고딕"/>
-          <w:b w:val="0"/>
-          <w:sz w:val="20"/>
-        </w:rPr>
-        <w:t>③ 세금계산서 품목은 "가설재 임대료"로 기재한다.</w:t>
-      </w:r>
-    </w:p>
-    <w:p>
-      <w:pPr>
-        <w:spacing w:after="40" w:line="320" w:lineRule="exact"/>
-      </w:pPr>
-    </w:p>
-    <w:p>
-      <w:pPr>
-        <w:spacing w:after="40" w:line="320" w:lineRule="exact"/>
-      </w:pPr>
-      <w:r>
-        <w:rPr>
-          <w:rFonts w:ascii="나눔고딕" w:hAnsi="나눔고딕" w:eastAsia="나눔고딕"/>
-          <w:b/>
-          <w:sz w:val="22"/>
-        </w:rPr>
-        <w:t>제5조 (가설재 관리 및 반환)</w:t>
-      </w:r>
-    </w:p>
-    <w:p>
-      <w:pPr>
-        <w:spacing w:after="40" w:line="320" w:lineRule="exact"/>
-      </w:pPr>
-      <w:r>
-        <w:rPr>
-          <w:rFonts w:ascii="나눔고딕" w:hAnsi="나눔고딕" w:eastAsia="나눔고딕"/>
-          <w:b w:val="0"/>
-          <w:sz w:val="20"/>
-        </w:rPr>
-        <w:t>① "임차인"은 임대 기간 중 가설재를 선량한 관리자의 주의로 사용·보관하여야 한다.</w:t>
-      </w:r>
-    </w:p>
-    <w:p>
-      <w:pPr>
-        <w:spacing w:after="40" w:line="320" w:lineRule="exact"/>
-      </w:pPr>
-      <w:r>
-        <w:rPr>
-          <w:rFonts w:ascii="나눔고딕" w:hAnsi="나눔고딕" w:eastAsia="나눔고딕"/>
-          <w:b w:val="0"/>
-          <w:sz w:val="20"/>
-        </w:rPr>
-        <w:t>② 임대 기간 만료 또는 해지 시, "임차인"은 가설재를 해체하여 원상태로 "임대인"에게 반환한다. 망실·파손된 물량은 시가로 변상한다.</w:t>
-      </w:r>
-    </w:p>
-    <w:p>
-      <w:pPr>
-        <w:spacing w:after="40" w:line="320" w:lineRule="exact"/>
-      </w:pPr>
-      <w:r>
-        <w:rPr>
-          <w:rFonts w:ascii="나눔고딕" w:hAnsi="나눔고딕" w:eastAsia="나눔고딕"/>
-          <w:b w:val="0"/>
-          <w:sz w:val="20"/>
-        </w:rPr>
-        <w:t>③ 반환 시 "임대인"은 수량 및 상태를 확인하고 인수 확인서에 서명한다.</w:t>
-      </w:r>
-    </w:p>
-    <w:p>
-      <w:pPr>
-        <w:spacing w:after="40" w:line="320" w:lineRule="exact"/>
-      </w:pPr>
-    </w:p>
-    <w:p>
-      <w:pPr>
-        <w:spacing w:after="40" w:line="320" w:lineRule="exact"/>
-      </w:pPr>
-      <w:r>
-        <w:rPr>
-          <w:rFonts w:ascii="나눔고딕" w:hAnsi="나눔고딕" w:eastAsia="나눔고딕"/>
-          <w:b/>
-          <w:sz w:val="22"/>
-        </w:rPr>
-        <w:t>제6조 (안전 기준 준수)</w:t>
-      </w:r>
-    </w:p>
-    <w:p>
-      <w:pPr>
-        <w:spacing w:after="40" w:line="320" w:lineRule="exact"/>
-      </w:pPr>
-      <w:r>
-        <w:rPr>
-          <w:rFonts w:ascii="나눔고딕" w:hAnsi="나눔고딕" w:eastAsia="나눔고딕"/>
-          <w:b w:val="0"/>
-          <w:sz w:val="20"/>
-        </w:rPr>
-        <w:t>① "임대인"은 산업안전보건기준에 적합한 가설재를 공급하여야 하며, 안전인증 표시 및 자체 검사 성적서를 "임차인"에게 제출하여야 한다.</w:t>
-      </w:r>
-    </w:p>
-    <w:p>
-      <w:pPr>
-        <w:spacing w:after="40" w:line="320" w:lineRule="exact"/>
-      </w:pPr>
-      <w:r>
-        <w:rPr>
-          <w:rFonts w:ascii="나눔고딕" w:hAnsi="나눔고딕" w:eastAsia="나눔고딕"/>
-          <w:b w:val="0"/>
-          <w:sz w:val="20"/>
-        </w:rPr>
-        <w:t>② 노후, 변형, 부식이 현저한 가설재가 발견된 경우, "임차인"은 즉시 교환을 요구할 수 있으며, "임대인"은 지체 없이 대체품을 공급한다.</w:t>
-      </w:r>
-    </w:p>
-    <w:p>
-      <w:pPr>
-        <w:spacing w:after="40" w:line="320" w:lineRule="exact"/>
-      </w:pPr>
-    </w:p>
-    <w:p>
-      <w:pPr>
-        <w:spacing w:after="40" w:line="320" w:lineRule="exact"/>
-      </w:pPr>
-      <w:r>
-        <w:rPr>
-          <w:rFonts w:ascii="나눔고딕" w:hAnsi="나눔고딕" w:eastAsia="나눔고딕"/>
-          <w:b/>
-          <w:sz w:val="22"/>
-        </w:rPr>
-        <w:t>제7조 (해지 및 정산)</w:t>
-      </w:r>
-    </w:p>
-    <w:p>
-      <w:pPr>
-        <w:spacing w:after="40" w:line="320" w:lineRule="exact"/>
-      </w:pPr>
-      <w:r>
-        <w:rPr>
-          <w:rFonts w:ascii="나눔고딕" w:hAnsi="나눔고딕" w:eastAsia="나눔고딕"/>
-          <w:b w:val="0"/>
-          <w:sz w:val="20"/>
-        </w:rPr>
-        <w:t>① 어느 일방의 귀책사유에 의한 해지 시, 해지일까지의 임대료를 일할 정산한다.</w:t>
-      </w:r>
-    </w:p>
-    <w:p>
-      <w:pPr>
-        <w:spacing w:after="40" w:line="320" w:lineRule="exact"/>
-      </w:pPr>
-      <w:r>
-        <w:rPr>
-          <w:rFonts w:ascii="나눔고딕" w:hAnsi="나눔고딕" w:eastAsia="나눔고딕"/>
-          <w:b w:val="0"/>
-          <w:sz w:val="20"/>
-        </w:rPr>
-        <w:t>② 안전 기준 미달 가설재를 반복 공급하는 경우, "임차인"은 서면 통보로써 즉시 해지할 수 있다.</w:t>
-      </w:r>
-    </w:p>
-    <w:p>
-      <w:pPr>
-        <w:spacing w:after="40" w:line="320" w:lineRule="exact"/>
-      </w:pPr>
-    </w:p>
-    <w:p>
-      <w:pPr>
-        <w:spacing w:after="40" w:line="320" w:lineRule="exact"/>
-      </w:pPr>
-      <w:r>
-        <w:rPr>
-          <w:rFonts w:ascii="나눔고딕" w:hAnsi="나눔고딕" w:eastAsia="나눔고딕"/>
-          <w:b/>
-          <w:sz w:val="22"/>
-        </w:rPr>
-        <w:t>제8조 (관할 법원)</w:t>
-      </w:r>
-    </w:p>
-    <w:p>
-      <w:pPr>
-        <w:spacing w:after="40" w:line="320" w:lineRule="exact"/>
-      </w:pPr>
-      <w:r>
-        <w:rPr>
-          <w:rFonts w:ascii="나눔고딕" w:hAnsi="나눔고딕" w:eastAsia="나눔고딕"/>
-          <w:b w:val="0"/>
-          <w:sz w:val="20"/>
-        </w:rPr>
-        <w:t>분쟁 발생 시 "임차인"의 현장 소재지를 관할하는 지방법원을 합의관할법원으로 정한다.</w:t>
+        <w:t>② 악성 불량품의 누적 등 계약 목적 달성이 어려운 경우, "甲"은 즉시 계약을 타절할 수 있다.</w:t>
       </w:r>
     </w:p>
     <w:p>
@@ -452,7 +439,7 @@
           <w:b w:val="0"/>
           <w:sz w:val="20"/>
         </w:rPr>
-        <w:t>본 계약의 성립을 증명하기 위하여 본서 2부를 작성하고, 쌍방이 서명 또는 기명날인한 후 각 1부씩 보관한다.</w:t>
+        <w:t>본 계약의 성립을 증명하기 위하여 본서 2부를 작성하고, 쌍방이 기명날인한 후 각 1부씩 보관한다.</w:t>
       </w:r>
     </w:p>
     <w:p>
@@ -487,6 +474,7 @@
         <w:tc>
           <w:tcPr>
             <w:tcW w:type="dxa" w:w="4320"/>
+            <w:vAlign w:val="top"/>
           </w:tcPr>
           <w:p>
             <w:r/>
@@ -499,17 +487,20 @@
               <w:t>[임차인 / 甲]</w:t>
               <w:br/>
               <w:br/>
-              <w:t>상   호 : OOO건설 주식회사</w:t>
+              <w:t>상   호 : O O O O (주)</w:t>
               <w:br/>
-              <w:t>현장소장 : 대 리 인    박 소 장    (서명)</w:t>
+              <w:t>주   소 :</w:t>
               <w:br/>
-              <w:t>연락처 : 02-1234-5678</w:t>
+              <w:t>대표자 :                   (인)</w:t>
+              <w:br/>
+              <w:t>연락처 :</w:t>
             </w:r>
           </w:p>
         </w:tc>
         <w:tc>
           <w:tcPr>
             <w:tcW w:type="dxa" w:w="4320"/>
+            <w:vAlign w:val="top"/>
           </w:tcPr>
           <w:p>
             <w:r/>
@@ -522,11 +513,13 @@
               <w:t>[임대인 / 乙]</w:t>
               <w:br/>
               <w:br/>
-              <w:t>상   호 : OOO가설 주식회사</w:t>
+              <w:t>상   호 : O O O O (주)</w:t>
               <w:br/>
-              <w:t>대표자 :    정 가 설    (서명)</w:t>
+              <w:t>주   소 :</w:t>
               <w:br/>
-              <w:t>연락처 : 032-555-6666</w:t>
+              <w:t>대표자 :                   (인)</w:t>
+              <w:br/>
+              <w:t>연락처 :</w:t>
             </w:r>
           </w:p>
         </w:tc>
@@ -561,25 +554,7 @@
           <w:b w:val="0"/>
           <w:sz w:val="20"/>
         </w:rPr>
-        <w:t>매뉴얼 지침: 가설재 업체가 조립·해체 인력까지 투입하면 비계구조물해체공사업 면허가 필요한 건설 하도급이 됩니다. 반드시 가설재는 "빌려서 운반·하차만 받고, 설치는 직영 인력이 직접" 하는 구조를 유지하십시오.</w:t>
-      </w:r>
-    </w:p>
-    <w:p>
-      <w:pPr>
-        <w:spacing w:after="40" w:line="320" w:lineRule="exact"/>
-      </w:pPr>
-    </w:p>
-    <w:p>
-      <w:pPr>
-        <w:spacing w:after="40" w:line="320" w:lineRule="exact"/>
-      </w:pPr>
-      <w:r>
-        <w:rPr>
-          <w:rFonts w:ascii="나눔고딕" w:hAnsi="나눔고딕" w:eastAsia="나눔고딕"/>
-          <w:b w:val="0"/>
-          <w:sz w:val="20"/>
-        </w:rPr>
-        <w:t>📌 원가 분류 및 대금 청구 시 유의사항 (B-2):</w:t>
+        <w:t>매뉴얼 지침: 가설재 업체가 조립·해체 인력까지 투입하면 비계구조물해체공사업 면허가 필요한 건설 하도급이 됩니다. 반드시 가설재는 "빌려서 운반·하차만 받고, 설치는 직영 인력이 직접" 하는 구조를 유지하십시오. 📌 원가 분류 및 대금 청구 시 유의사항 (B-2):</w:t>
       </w:r>
     </w:p>
     <w:tbl>
@@ -597,8 +572,12 @@
         <w:tc>
           <w:tcPr>
             <w:tcW w:type="dxa" w:w="2880"/>
+            <w:vAlign w:val="top"/>
           </w:tcPr>
           <w:p>
+            <w:pPr>
+              <w:jc w:val="center"/>
+            </w:pPr>
             <w:r/>
             <w:r>
               <w:rPr>
@@ -613,8 +592,12 @@
         <w:tc>
           <w:tcPr>
             <w:tcW w:type="dxa" w:w="2880"/>
+            <w:vAlign w:val="top"/>
           </w:tcPr>
           <w:p>
+            <w:pPr>
+              <w:jc w:val="center"/>
+            </w:pPr>
             <w:r/>
             <w:r>
               <w:rPr>
@@ -629,8 +612,12 @@
         <w:tc>
           <w:tcPr>
             <w:tcW w:type="dxa" w:w="2880"/>
+            <w:vAlign w:val="top"/>
           </w:tcPr>
           <w:p>
+            <w:pPr>
+              <w:jc w:val="center"/>
+            </w:pPr>
             <w:r/>
             <w:r>
               <w:rPr>
@@ -647,6 +634,7 @@
         <w:tc>
           <w:tcPr>
             <w:tcW w:type="dxa" w:w="2880"/>
+            <w:vAlign w:val="top"/>
           </w:tcPr>
           <w:p>
             <w:r/>
@@ -663,6 +651,7 @@
         <w:tc>
           <w:tcPr>
             <w:tcW w:type="dxa" w:w="2880"/>
+            <w:vAlign w:val="top"/>
           </w:tcPr>
           <w:p>
             <w:r/>
@@ -679,6 +668,7 @@
         <w:tc>
           <w:tcPr>
             <w:tcW w:type="dxa" w:w="2880"/>
+            <w:vAlign w:val="top"/>
           </w:tcPr>
           <w:p>
             <w:r/>
@@ -697,6 +687,7 @@
         <w:tc>
           <w:tcPr>
             <w:tcW w:type="dxa" w:w="2880"/>
+            <w:vAlign w:val="top"/>
           </w:tcPr>
           <w:p>
             <w:r/>
@@ -713,6 +704,7 @@
         <w:tc>
           <w:tcPr>
             <w:tcW w:type="dxa" w:w="2880"/>
+            <w:vAlign w:val="top"/>
           </w:tcPr>
           <w:p>
             <w:r/>
@@ -729,6 +721,7 @@
         <w:tc>
           <w:tcPr>
             <w:tcW w:type="dxa" w:w="2880"/>
+            <w:vAlign w:val="top"/>
           </w:tcPr>
           <w:p>
             <w:r/>
